--- a/materialien/Werkzeuge/Funkraum/KR_W1_Funkraum_Wettknacken_LSG.docx
+++ b/materialien/Werkzeuge/Funkraum/KR_W1_Funkraum_Wettknacken_LSG.docx
@@ -4887,7 +4887,7 @@
             <w:r>
               <w:drawing>
                 <wp:inline xmlns:a="http://schemas.openxmlformats.org/drawingml/2006/main" xmlns:pic="http://schemas.openxmlformats.org/drawingml/2006/picture">
-                  <wp:extent cx="5832000" cy="1924560"/>
+                  <wp:extent cx="5832000" cy="2099520"/>
                   <wp:docPr id="2" name="Picture 2"/>
                   <wp:cNvGraphicFramePr>
                     <a:graphicFrameLocks noChangeAspect="1"/>
@@ -4896,7 +4896,7 @@
                     <a:graphicData uri="http://schemas.openxmlformats.org/drawingml/2006/picture">
                       <pic:pic>
                         <pic:nvPicPr>
-                          <pic:cNvPr id="0" name="haeufigkeit_13e0457cfc058b44.png"/>
+                          <pic:cNvPr id="0" name="haeufigkeit_0b484f982bdf94ae.png"/>
                           <pic:cNvPicPr/>
                         </pic:nvPicPr>
                         <pic:blipFill>
@@ -4908,7 +4908,7 @@
                         <pic:spPr>
                           <a:xfrm>
                             <a:off x="0" y="0"/>
-                            <a:ext cx="5832000" cy="1924560"/>
+                            <a:ext cx="5832000" cy="2099520"/>
                           </a:xfrm>
                           <a:prstGeom prst="rect"/>
                         </pic:spPr>
